--- a/Bryan_Botello_ProyectoBDE.docx
+++ b/Bryan_Botello_ProyectoBDE.docx
@@ -156,21 +156,12 @@
                 <w:szCs w:val="18"/>
               </w:rPr>
             </w:pPr>
-            <w:proofErr w:type="gramStart"/>
             <w:r>
               <w:rPr>
                 <w:sz w:val="22"/>
                 <w:szCs w:val="22"/>
               </w:rPr>
-              <w:t>Master</w:t>
-            </w:r>
-            <w:proofErr w:type="gramEnd"/>
-            <w:r>
-              <w:rPr>
-                <w:sz w:val="22"/>
-                <w:szCs w:val="22"/>
-              </w:rPr>
-              <w:t xml:space="preserve"> universitario en ingeniería geomática y </w:t>
+              <w:t xml:space="preserve">Master universitario en ingeniería geomática y </w:t>
             </w:r>
             <w:proofErr w:type="spellStart"/>
             <w:r>
@@ -1711,8 +1702,345 @@
           <w:sz w:val="24"/>
           <w:szCs w:val="24"/>
         </w:rPr>
-        <w:t xml:space="preserve">Adicionalmente se va a optar por observación y depurado con solo muestras para posteriormente realizarlo con todo el volumen de datos apoyado con scripts de Python y SQL. </w:t>
-      </w:r>
+        <w:t xml:space="preserve">Para realizar este proyecto se optó por la utilización de un Agente de código de contexto como </w:t>
+      </w:r>
+      <w:proofErr w:type="spellStart"/>
+      <w:r>
+        <w:rPr>
+          <w:b/>
+          <w:bCs/>
+          <w:sz w:val="24"/>
+          <w:szCs w:val="24"/>
+        </w:rPr>
+        <w:t>Antigravity</w:t>
+      </w:r>
+      <w:proofErr w:type="spellEnd"/>
+      <w:r>
+        <w:rPr>
+          <w:b/>
+          <w:bCs/>
+          <w:sz w:val="24"/>
+          <w:szCs w:val="24"/>
+        </w:rPr>
+        <w:t xml:space="preserve"> IDE</w:t>
+      </w:r>
+      <w:r>
+        <w:rPr>
+          <w:sz w:val="24"/>
+          <w:szCs w:val="24"/>
+        </w:rPr>
+        <w:t>, la cual permite al usuario realizar consultas a un LLM que tiene a su disposición la lectura de todo el marco de trabajo, permitiendo dar respuestas más acertadas; es capaz de gestionar, modificar y leer código y hacer uso de la terminal para automatizar test</w:t>
+      </w:r>
+      <w:r>
+        <w:rPr>
+          <w:sz w:val="24"/>
+          <w:szCs w:val="24"/>
+        </w:rPr>
+        <w:t>.</w:t>
+      </w:r>
+    </w:p>
+    <w:p>
+      <w:pPr>
+        <w:ind w:firstLine="0"/>
+        <w:rPr>
+          <w:sz w:val="24"/>
+          <w:szCs w:val="24"/>
+        </w:rPr>
+      </w:pPr>
+      <w:r>
+        <w:rPr>
+          <w:sz w:val="24"/>
+          <w:szCs w:val="24"/>
+        </w:rPr>
+        <w:t xml:space="preserve">Estos agentes regularmente pueden mal interpretar instrucciones u omitir información, por lo cual se utiliza además un sistema de control de código fuente (SCM por sus siglas en ingles) utilizando dos herramientas </w:t>
+      </w:r>
+      <w:r>
+        <w:rPr>
+          <w:b/>
+          <w:bCs/>
+          <w:sz w:val="24"/>
+          <w:szCs w:val="24"/>
+        </w:rPr>
+        <w:t>Git</w:t>
+      </w:r>
+      <w:r>
+        <w:rPr>
+          <w:sz w:val="24"/>
+          <w:szCs w:val="24"/>
+        </w:rPr>
+        <w:t xml:space="preserve"> que se encarga localmente del control de versiones </w:t>
+      </w:r>
+      <w:r>
+        <w:rPr>
+          <w:sz w:val="24"/>
+          <w:szCs w:val="24"/>
+        </w:rPr>
+        <w:t xml:space="preserve">y </w:t>
+      </w:r>
+      <w:r>
+        <w:rPr>
+          <w:b/>
+          <w:bCs/>
+          <w:sz w:val="24"/>
+          <w:szCs w:val="24"/>
+        </w:rPr>
+        <w:t>GitHub</w:t>
+      </w:r>
+      <w:r>
+        <w:rPr>
+          <w:sz w:val="24"/>
+          <w:szCs w:val="24"/>
+        </w:rPr>
+        <w:t xml:space="preserve"> que funciona como plataforma de alojamiento en la Nube para protección y sincronización de la información. </w:t>
+      </w:r>
+    </w:p>
+    <w:p>
+      <w:pPr>
+        <w:ind w:firstLine="0"/>
+        <w:rPr>
+          <w:sz w:val="24"/>
+          <w:szCs w:val="24"/>
+        </w:rPr>
+      </w:pPr>
+      <w:r>
+        <w:rPr>
+          <w:sz w:val="24"/>
+          <w:szCs w:val="24"/>
+        </w:rPr>
+        <w:t>Se crea el repositorio en GitHub de nuestro proyecto en el siguiente vinculo:</w:t>
+      </w:r>
+    </w:p>
+    <w:p>
+      <w:pPr>
+        <w:ind w:firstLine="0"/>
+        <w:rPr>
+          <w:sz w:val="24"/>
+          <w:szCs w:val="24"/>
+        </w:rPr>
+      </w:pPr>
+      <w:hyperlink r:id="rId10" w:history="1">
+        <w:r>
+          <w:rPr>
+            <w:rStyle w:val="Hipervnculo"/>
+            <w:sz w:val="24"/>
+            <w:szCs w:val="24"/>
+          </w:rPr>
+          <w:t>https://github.com/andreesbotello/BDE_SQL.git</w:t>
+        </w:r>
+      </w:hyperlink>
+      <w:r>
+        <w:rPr>
+          <w:sz w:val="24"/>
+          <w:szCs w:val="24"/>
+        </w:rPr>
+        <w:t xml:space="preserve"> </w:t>
+      </w:r>
+    </w:p>
+    <w:p>
+      <w:pPr>
+        <w:ind w:firstLine="0"/>
+        <w:rPr>
+          <w:sz w:val="24"/>
+          <w:szCs w:val="24"/>
+        </w:rPr>
+      </w:pPr>
+      <w:r>
+        <w:rPr>
+          <w:sz w:val="24"/>
+          <w:szCs w:val="24"/>
+        </w:rPr>
+        <w:t>y Git instalado en el ordenador.</w:t>
+      </w:r>
+    </w:p>
+    <w:p>
+      <w:pPr>
+        <w:ind w:firstLine="0"/>
+        <w:rPr>
+          <w:sz w:val="24"/>
+          <w:szCs w:val="24"/>
+        </w:rPr>
+      </w:pPr>
+      <w:r>
+        <w:rPr>
+          <w:sz w:val="24"/>
+          <w:szCs w:val="24"/>
+        </w:rPr>
+        <w:drawing>
+          <wp:inline distT="0" distB="0" distL="0" distR="0" wp14:anchorId="5AE6FA50" wp14:editId="6A1DB497">
+            <wp:extent cx="2644369" cy="434378"/>
+            <wp:effectExtent l="0" t="0" r="3810" b="3810"/>
+            <wp:docPr id="65691712" name="Imagen 1"/>
+            <wp:cNvGraphicFramePr>
+              <a:graphicFrameLocks xmlns:a="http://schemas.openxmlformats.org/drawingml/2006/main" noChangeAspect="1"/>
+            </wp:cNvGraphicFramePr>
+            <a:graphic xmlns:a="http://schemas.openxmlformats.org/drawingml/2006/main">
+              <a:graphicData uri="http://schemas.openxmlformats.org/drawingml/2006/picture">
+                <pic:pic xmlns:pic="http://schemas.openxmlformats.org/drawingml/2006/picture">
+                  <pic:nvPicPr>
+                    <pic:cNvPr id="65691712" name=""/>
+                    <pic:cNvPicPr/>
+                  </pic:nvPicPr>
+                  <pic:blipFill>
+                    <a:blip r:embed="rId11"/>
+                    <a:stretch>
+                      <a:fillRect/>
+                    </a:stretch>
+                  </pic:blipFill>
+                  <pic:spPr>
+                    <a:xfrm>
+                      <a:off x="0" y="0"/>
+                      <a:ext cx="2644369" cy="434378"/>
+                    </a:xfrm>
+                    <a:prstGeom prst="rect">
+                      <a:avLst/>
+                    </a:prstGeom>
+                  </pic:spPr>
+                </pic:pic>
+              </a:graphicData>
+            </a:graphic>
+          </wp:inline>
+        </w:drawing>
+      </w:r>
+    </w:p>
+    <w:p>
+      <w:pPr>
+        <w:ind w:firstLine="0"/>
+        <w:rPr>
+          <w:sz w:val="24"/>
+          <w:szCs w:val="24"/>
+        </w:rPr>
+      </w:pPr>
+      <w:r>
+        <w:rPr>
+          <w:sz w:val="24"/>
+          <w:szCs w:val="24"/>
+        </w:rPr>
+        <w:t>Una vez existen ambos los conecto</w:t>
+      </w:r>
+    </w:p>
+    <w:p>
+      <w:pPr>
+        <w:ind w:firstLine="0"/>
+        <w:rPr>
+          <w:sz w:val="24"/>
+          <w:szCs w:val="24"/>
+        </w:rPr>
+      </w:pPr>
+      <w:r>
+        <w:rPr>
+          <w:sz w:val="24"/>
+          <w:szCs w:val="24"/>
+        </w:rPr>
+        <w:drawing>
+          <wp:inline distT="0" distB="0" distL="0" distR="0" wp14:anchorId="0E46F557" wp14:editId="2E0A76F3">
+            <wp:extent cx="5612130" cy="537845"/>
+            <wp:effectExtent l="0" t="0" r="7620" b="0"/>
+            <wp:docPr id="460642538" name="Imagen 1"/>
+            <wp:cNvGraphicFramePr>
+              <a:graphicFrameLocks xmlns:a="http://schemas.openxmlformats.org/drawingml/2006/main" noChangeAspect="1"/>
+            </wp:cNvGraphicFramePr>
+            <a:graphic xmlns:a="http://schemas.openxmlformats.org/drawingml/2006/main">
+              <a:graphicData uri="http://schemas.openxmlformats.org/drawingml/2006/picture">
+                <pic:pic xmlns:pic="http://schemas.openxmlformats.org/drawingml/2006/picture">
+                  <pic:nvPicPr>
+                    <pic:cNvPr id="460642538" name=""/>
+                    <pic:cNvPicPr/>
+                  </pic:nvPicPr>
+                  <pic:blipFill>
+                    <a:blip r:embed="rId12"/>
+                    <a:stretch>
+                      <a:fillRect/>
+                    </a:stretch>
+                  </pic:blipFill>
+                  <pic:spPr>
+                    <a:xfrm>
+                      <a:off x="0" y="0"/>
+                      <a:ext cx="5612130" cy="537845"/>
+                    </a:xfrm>
+                    <a:prstGeom prst="rect">
+                      <a:avLst/>
+                    </a:prstGeom>
+                  </pic:spPr>
+                </pic:pic>
+              </a:graphicData>
+            </a:graphic>
+          </wp:inline>
+        </w:drawing>
+      </w:r>
+    </w:p>
+    <w:p>
+      <w:pPr>
+        <w:ind w:firstLine="0"/>
+        <w:rPr>
+          <w:sz w:val="24"/>
+          <w:szCs w:val="24"/>
+        </w:rPr>
+      </w:pPr>
+      <w:r>
+        <w:rPr>
+          <w:sz w:val="24"/>
+          <w:szCs w:val="24"/>
+        </w:rPr>
+        <w:t xml:space="preserve">Entro al IDE y guardo el entorno de trabajo en el archivo </w:t>
+      </w:r>
+    </w:p>
+    <w:p>
+      <w:pPr>
+        <w:ind w:firstLine="0"/>
+        <w:jc w:val="center"/>
+        <w:rPr>
+          <w:sz w:val="24"/>
+          <w:szCs w:val="24"/>
+        </w:rPr>
+      </w:pPr>
+      <w:r>
+        <w:rPr>
+          <w:sz w:val="24"/>
+          <w:szCs w:val="24"/>
+        </w:rPr>
+        <w:t>“</w:t>
+      </w:r>
+      <w:proofErr w:type="spellStart"/>
+      <w:r>
+        <w:rPr>
+          <w:sz w:val="24"/>
+          <w:szCs w:val="24"/>
+        </w:rPr>
+        <w:t>Proyecto_Final.code-workspace</w:t>
+      </w:r>
+      <w:proofErr w:type="spellEnd"/>
+      <w:r>
+        <w:rPr>
+          <w:sz w:val="24"/>
+          <w:szCs w:val="24"/>
+        </w:rPr>
+        <w:t>”</w:t>
+      </w:r>
+    </w:p>
+    <w:p>
+      <w:pPr>
+        <w:ind w:firstLine="0"/>
+        <w:rPr>
+          <w:sz w:val="24"/>
+          <w:szCs w:val="24"/>
+        </w:rPr>
+      </w:pPr>
+      <w:r>
+        <w:rPr>
+          <w:sz w:val="24"/>
+          <w:szCs w:val="24"/>
+        </w:rPr>
+        <w:t xml:space="preserve">Esto permite parametrizar la IDE a la lectura y gestión de los archivos únicamente de a carpeta del proyecto. </w:t>
+      </w:r>
+    </w:p>
+    <w:p>
+      <w:pPr>
+        <w:ind w:firstLine="0"/>
+        <w:rPr>
+          <w:sz w:val="24"/>
+          <w:szCs w:val="24"/>
+        </w:rPr>
+      </w:pPr>
     </w:p>
     <w:p>
       <w:pPr>
@@ -1787,6 +2115,14 @@
         <w:rPr>
           <w:sz w:val="24"/>
           <w:szCs w:val="24"/>
+          <w:vertAlign w:val="superscript"/>
+        </w:rPr>
+        <w:t>[1]</w:t>
+      </w:r>
+      <w:r>
+        <w:rPr>
+          <w:sz w:val="24"/>
+          <w:szCs w:val="24"/>
         </w:rPr>
         <w:t xml:space="preserve"> que se ha demostrado reduce el consumo de tokens al pasar las fuentes de contexto de </w:t>
       </w:r>
@@ -1854,6 +2190,7 @@
           <w:sz w:val="24"/>
           <w:szCs w:val="24"/>
         </w:rPr>
+        <w:lastRenderedPageBreak/>
         <w:drawing>
           <wp:inline distT="0" distB="0" distL="0" distR="0" wp14:anchorId="2CD44943" wp14:editId="670B5BD7">
             <wp:extent cx="2728196" cy="1310754"/>
@@ -1870,7 +2207,7 @@
                     <pic:cNvPicPr/>
                   </pic:nvPicPr>
                   <pic:blipFill>
-                    <a:blip r:embed="rId10"/>
+                    <a:blip r:embed="rId13"/>
                     <a:stretch>
                       <a:fillRect/>
                     </a:stretch>
@@ -1942,9 +2279,209 @@
     </w:p>
     <w:p>
       <w:pPr>
+        <w:ind w:firstLine="0"/>
+        <w:rPr>
+          <w:sz w:val="24"/>
+          <w:szCs w:val="24"/>
+          <w:lang w:eastAsia="en-US"/>
+        </w:rPr>
+      </w:pPr>
+      <w:r>
+        <w:rPr>
+          <w:sz w:val="24"/>
+          <w:szCs w:val="24"/>
+          <w:lang w:eastAsia="en-US"/>
+        </w:rPr>
+        <w:t>Antes de descargar cualquier información, se creó un archivo de configuración que personaliza el municipio de interés y la base de datos involucrada en el proyecto, llamado “</w:t>
+      </w:r>
+      <w:r>
+        <w:rPr>
+          <w:b/>
+          <w:bCs/>
+          <w:sz w:val="24"/>
+          <w:szCs w:val="24"/>
+          <w:lang w:eastAsia="en-US"/>
+        </w:rPr>
+        <w:t>config.py</w:t>
+      </w:r>
+      <w:r>
+        <w:rPr>
+          <w:sz w:val="24"/>
+          <w:szCs w:val="24"/>
+          <w:lang w:eastAsia="en-US"/>
+        </w:rPr>
+        <w:t xml:space="preserve">”. </w:t>
+      </w:r>
+    </w:p>
+    <w:p>
+      <w:pPr>
+        <w:ind w:firstLine="0"/>
+        <w:jc w:val="center"/>
+        <w:rPr>
+          <w:sz w:val="24"/>
+          <w:szCs w:val="24"/>
+          <w:lang w:eastAsia="en-US"/>
+        </w:rPr>
+      </w:pPr>
+      <w:r>
+        <w:rPr>
+          <w:sz w:val="24"/>
+          <w:szCs w:val="24"/>
+          <w:lang w:eastAsia="en-US"/>
+        </w:rPr>
+        <w:drawing>
+          <wp:inline distT="0" distB="0" distL="0" distR="0" wp14:anchorId="4BEB520F" wp14:editId="31ECC8A9">
+            <wp:extent cx="4678680" cy="3744320"/>
+            <wp:effectExtent l="0" t="0" r="7620" b="8890"/>
+            <wp:docPr id="1639764227" name="Imagen 1"/>
+            <wp:cNvGraphicFramePr>
+              <a:graphicFrameLocks xmlns:a="http://schemas.openxmlformats.org/drawingml/2006/main" noChangeAspect="1"/>
+            </wp:cNvGraphicFramePr>
+            <a:graphic xmlns:a="http://schemas.openxmlformats.org/drawingml/2006/main">
+              <a:graphicData uri="http://schemas.openxmlformats.org/drawingml/2006/picture">
+                <pic:pic xmlns:pic="http://schemas.openxmlformats.org/drawingml/2006/picture">
+                  <pic:nvPicPr>
+                    <pic:cNvPr id="1639764227" name=""/>
+                    <pic:cNvPicPr/>
+                  </pic:nvPicPr>
+                  <pic:blipFill>
+                    <a:blip r:embed="rId14"/>
+                    <a:stretch>
+                      <a:fillRect/>
+                    </a:stretch>
+                  </pic:blipFill>
+                  <pic:spPr>
+                    <a:xfrm>
+                      <a:off x="0" y="0"/>
+                      <a:ext cx="4679606" cy="3745061"/>
+                    </a:xfrm>
+                    <a:prstGeom prst="rect">
+                      <a:avLst/>
+                    </a:prstGeom>
+                  </pic:spPr>
+                </pic:pic>
+              </a:graphicData>
+            </a:graphic>
+          </wp:inline>
+        </w:drawing>
+      </w:r>
+    </w:p>
+    <w:p>
+      <w:pPr>
+        <w:ind w:firstLine="0"/>
+        <w:rPr>
+          <w:sz w:val="24"/>
+          <w:szCs w:val="24"/>
+          <w:lang w:eastAsia="en-US"/>
+        </w:rPr>
+      </w:pPr>
+      <w:r>
+        <w:rPr>
+          <w:sz w:val="24"/>
+          <w:szCs w:val="24"/>
+          <w:lang w:eastAsia="en-US"/>
+        </w:rPr>
+        <w:t>Utilizando el fichero</w:t>
+      </w:r>
+      <w:r>
+        <w:rPr>
+          <w:sz w:val="24"/>
+          <w:szCs w:val="24"/>
+          <w:lang w:eastAsia="en-US"/>
+        </w:rPr>
+        <w:t xml:space="preserve"> </w:t>
+      </w:r>
+      <w:r>
+        <w:rPr>
+          <w:b/>
+          <w:bCs/>
+          <w:sz w:val="24"/>
+          <w:szCs w:val="24"/>
+          <w:lang w:eastAsia="en-US"/>
+        </w:rPr>
+        <w:t>descargas.py</w:t>
+      </w:r>
+      <w:r>
+        <w:rPr>
+          <w:sz w:val="24"/>
+          <w:szCs w:val="24"/>
+          <w:lang w:eastAsia="en-US"/>
+        </w:rPr>
+        <w:t xml:space="preserve"> se automatiza la descarga conociendo el URL de cada uno. El cual utiliza esta función sencilla para llamar las </w:t>
+      </w:r>
+      <w:proofErr w:type="spellStart"/>
+      <w:r>
+        <w:rPr>
+          <w:sz w:val="24"/>
+          <w:szCs w:val="24"/>
+          <w:lang w:eastAsia="en-US"/>
+        </w:rPr>
+        <w:t>URLs</w:t>
+      </w:r>
+      <w:proofErr w:type="spellEnd"/>
+      <w:r>
+        <w:rPr>
+          <w:sz w:val="24"/>
+          <w:szCs w:val="24"/>
+          <w:lang w:eastAsia="en-US"/>
+        </w:rPr>
+        <w:t xml:space="preserve"> de descarga</w:t>
+      </w:r>
+      <w:r>
+        <w:rPr>
+          <w:sz w:val="24"/>
+          <w:szCs w:val="24"/>
+          <w:lang w:eastAsia="en-US"/>
+        </w:rPr>
+        <w:t>.</w:t>
+      </w:r>
+    </w:p>
+    <w:p>
+      <w:pPr>
+        <w:ind w:firstLine="0"/>
+        <w:rPr>
+          <w:lang w:eastAsia="en-US"/>
+        </w:rPr>
+      </w:pPr>
+    </w:p>
+    <w:p>
+      <w:pPr>
+        <w:ind w:firstLine="0"/>
+        <w:rPr>
+          <w:lang w:eastAsia="en-US"/>
+        </w:rPr>
+      </w:pPr>
+    </w:p>
+    <w:p>
+      <w:pPr>
+        <w:ind w:firstLine="0"/>
+        <w:rPr>
+          <w:lang w:eastAsia="en-US"/>
+        </w:rPr>
+      </w:pPr>
+    </w:p>
+    <w:p>
+      <w:pPr>
+        <w:ind w:firstLine="0"/>
+        <w:rPr>
+          <w:lang w:eastAsia="en-US"/>
+        </w:rPr>
+      </w:pPr>
+    </w:p>
+    <w:p>
+      <w:pPr>
+        <w:ind w:firstLine="0"/>
+        <w:rPr>
+          <w:lang w:eastAsia="en-US"/>
+        </w:rPr>
+      </w:pPr>
+    </w:p>
+    <w:p>
+      <w:pPr>
         <w:pStyle w:val="Ttulo2"/>
       </w:pPr>
       <w:r>
+        <w:lastRenderedPageBreak/>
         <w:t xml:space="preserve"> </w:t>
       </w:r>
       <w:bookmarkStart w:id="5" w:name="_Toc231125316"/>
@@ -1975,33 +2512,41 @@
           <w:szCs w:val="24"/>
           <w:lang w:eastAsia="en-US"/>
         </w:rPr>
-        <w:t>Utilizando el fichero</w:t>
-      </w:r>
-      <w:r>
-        <w:rPr>
-          <w:sz w:val="24"/>
-          <w:szCs w:val="24"/>
-          <w:lang w:eastAsia="en-US"/>
-        </w:rPr>
-        <w:t xml:space="preserve"> </w:t>
-      </w:r>
-      <w:r>
-        <w:rPr>
-          <w:b/>
-          <w:bCs/>
-          <w:sz w:val="24"/>
-          <w:szCs w:val="24"/>
-          <w:lang w:eastAsia="en-US"/>
-        </w:rPr>
-        <w:t>descargas.py</w:t>
-      </w:r>
-      <w:r>
-        <w:rPr>
-          <w:sz w:val="24"/>
-          <w:szCs w:val="24"/>
-          <w:lang w:eastAsia="en-US"/>
-        </w:rPr>
-        <w:t xml:space="preserve"> se automatiza la descarga conociendo el URL de cada uno. </w:t>
+        <w:drawing>
+          <wp:inline distT="0" distB="0" distL="0" distR="0" wp14:anchorId="4C3243FB" wp14:editId="03D79717">
+            <wp:extent cx="5612130" cy="2156460"/>
+            <wp:effectExtent l="0" t="0" r="7620" b="0"/>
+            <wp:docPr id="154928019" name="Imagen 1"/>
+            <wp:cNvGraphicFramePr>
+              <a:graphicFrameLocks xmlns:a="http://schemas.openxmlformats.org/drawingml/2006/main" noChangeAspect="1"/>
+            </wp:cNvGraphicFramePr>
+            <a:graphic xmlns:a="http://schemas.openxmlformats.org/drawingml/2006/main">
+              <a:graphicData uri="http://schemas.openxmlformats.org/drawingml/2006/picture">
+                <pic:pic xmlns:pic="http://schemas.openxmlformats.org/drawingml/2006/picture">
+                  <pic:nvPicPr>
+                    <pic:cNvPr id="154928019" name=""/>
+                    <pic:cNvPicPr/>
+                  </pic:nvPicPr>
+                  <pic:blipFill>
+                    <a:blip r:embed="rId15"/>
+                    <a:stretch>
+                      <a:fillRect/>
+                    </a:stretch>
+                  </pic:blipFill>
+                  <pic:spPr>
+                    <a:xfrm>
+                      <a:off x="0" y="0"/>
+                      <a:ext cx="5612130" cy="2156460"/>
+                    </a:xfrm>
+                    <a:prstGeom prst="rect">
+                      <a:avLst/>
+                    </a:prstGeom>
+                  </pic:spPr>
+                </pic:pic>
+              </a:graphicData>
+            </a:graphic>
+          </wp:inline>
+        </w:drawing>
       </w:r>
     </w:p>
     <w:p>
@@ -2012,7 +2557,7 @@
           <w:lang w:eastAsia="en-US"/>
         </w:rPr>
       </w:pPr>
-      <w:hyperlink r:id="rId11" w:history="1">
+      <w:hyperlink r:id="rId16" w:history="1">
         <w:r>
           <w:rPr>
             <w:rStyle w:val="Hipervnculo"/>
@@ -2040,25 +2585,84 @@
           <w:lang w:eastAsia="en-US"/>
         </w:rPr>
       </w:pPr>
+      <w:r>
+        <w:rPr>
+          <w:sz w:val="24"/>
+          <w:szCs w:val="24"/>
+          <w:lang w:eastAsia="en-US"/>
+        </w:rPr>
+        <w:t>y almacenarla apropiadamente la respuesta de la URL. Para finalmente ejecutarlo así</w:t>
+      </w:r>
     </w:p>
     <w:p>
       <w:pPr>
-        <w:pStyle w:val="Ttulo2"/>
-      </w:pPr>
-      <w:r>
-        <w:t xml:space="preserve"> </w:t>
-      </w:r>
-      <w:bookmarkStart w:id="6" w:name="_Toc231125317"/>
-      <w:r>
-        <w:t>Descarga de datos de Transporte.</w:t>
-      </w:r>
-      <w:bookmarkEnd w:id="6"/>
-      <w:r>
-        <w:t xml:space="preserve"> </w:t>
+        <w:rPr>
+          <w:sz w:val="24"/>
+          <w:szCs w:val="24"/>
+          <w:lang w:eastAsia="en-US"/>
+        </w:rPr>
+      </w:pPr>
+      <w:r>
+        <w:rPr>
+          <w:sz w:val="24"/>
+          <w:szCs w:val="24"/>
+          <w:lang w:eastAsia="en-US"/>
+        </w:rPr>
+        <w:drawing>
+          <wp:inline distT="0" distB="0" distL="0" distR="0" wp14:anchorId="47D4CBEE" wp14:editId="6ABF13AB">
+            <wp:extent cx="5612130" cy="1278255"/>
+            <wp:effectExtent l="0" t="0" r="7620" b="0"/>
+            <wp:docPr id="591045768" name="Imagen 1"/>
+            <wp:cNvGraphicFramePr>
+              <a:graphicFrameLocks xmlns:a="http://schemas.openxmlformats.org/drawingml/2006/main" noChangeAspect="1"/>
+            </wp:cNvGraphicFramePr>
+            <a:graphic xmlns:a="http://schemas.openxmlformats.org/drawingml/2006/main">
+              <a:graphicData uri="http://schemas.openxmlformats.org/drawingml/2006/picture">
+                <pic:pic xmlns:pic="http://schemas.openxmlformats.org/drawingml/2006/picture">
+                  <pic:nvPicPr>
+                    <pic:cNvPr id="591045768" name=""/>
+                    <pic:cNvPicPr/>
+                  </pic:nvPicPr>
+                  <pic:blipFill>
+                    <a:blip r:embed="rId17"/>
+                    <a:stretch>
+                      <a:fillRect/>
+                    </a:stretch>
+                  </pic:blipFill>
+                  <pic:spPr>
+                    <a:xfrm>
+                      <a:off x="0" y="0"/>
+                      <a:ext cx="5612130" cy="1278255"/>
+                    </a:xfrm>
+                    <a:prstGeom prst="rect">
+                      <a:avLst/>
+                    </a:prstGeom>
+                  </pic:spPr>
+                </pic:pic>
+              </a:graphicData>
+            </a:graphic>
+          </wp:inline>
+        </w:drawing>
       </w:r>
     </w:p>
     <w:p>
       <w:pPr>
+        <w:pStyle w:val="Ttulo2"/>
+      </w:pPr>
+      <w:r>
+        <w:t xml:space="preserve"> </w:t>
+      </w:r>
+      <w:bookmarkStart w:id="6" w:name="_Toc231125317"/>
+      <w:r>
+        <w:t>Descarga de datos de Transporte.</w:t>
+      </w:r>
+      <w:bookmarkEnd w:id="6"/>
+      <w:r>
+        <w:t xml:space="preserve"> </w:t>
+      </w:r>
+    </w:p>
+    <w:p>
+      <w:pPr>
         <w:ind w:firstLine="0"/>
         <w:rPr>
           <w:sz w:val="24"/>
@@ -2074,7 +2678,7 @@
         </w:rPr>
         <w:t xml:space="preserve">Para esto se a realizado un proceso de automatización de descarga complejo, debido a que el botón de descarga de </w:t>
       </w:r>
-      <w:hyperlink r:id="rId12" w:history="1">
+      <w:hyperlink r:id="rId18" w:history="1">
         <w:r>
           <w:rPr>
             <w:rStyle w:val="Hipervnculo"/>
@@ -2091,45 +2695,8 @@
           <w:szCs w:val="24"/>
           <w:lang w:eastAsia="en-US"/>
         </w:rPr>
-        <w:t xml:space="preserve"> no tiene un </w:t>
-      </w:r>
-      <w:proofErr w:type="gramStart"/>
-      <w:r>
-        <w:rPr>
-          <w:sz w:val="24"/>
-          <w:szCs w:val="24"/>
-          <w:lang w:eastAsia="en-US"/>
-        </w:rPr>
-        <w:t>link</w:t>
-      </w:r>
-      <w:proofErr w:type="gramEnd"/>
-      <w:r>
-        <w:rPr>
-          <w:sz w:val="24"/>
-          <w:szCs w:val="24"/>
-          <w:lang w:eastAsia="en-US"/>
-        </w:rPr>
-        <w:t xml:space="preserve"> directo, por el tema del licenciamiento de descarga. Sin embargo, al realizar la descarda desde la “canasta de compra”, ha permitido descargar un </w:t>
-      </w:r>
-      <w:r>
-        <w:rPr>
-          <w:sz w:val="24"/>
-          <w:szCs w:val="24"/>
-          <w:lang w:eastAsia="en-US"/>
-        </w:rPr>
-        <w:lastRenderedPageBreak/>
-        <w:t xml:space="preserve">archivo con </w:t>
-      </w:r>
-      <w:proofErr w:type="gramStart"/>
-      <w:r>
-        <w:rPr>
-          <w:sz w:val="24"/>
-          <w:szCs w:val="24"/>
-          <w:lang w:eastAsia="en-US"/>
-        </w:rPr>
-        <w:t>extensión .</w:t>
-      </w:r>
-      <w:proofErr w:type="gramEnd"/>
+        <w:t xml:space="preserve"> no tiene un link directo, por el tema del licenciamiento de descarga. Sin embargo, al realizar la descarda desde la “canasta de compra”, ha permitido descargar un archivo con extensión .</w:t>
+      </w:r>
       <w:r>
         <w:rPr>
           <w:sz w:val="24"/>
@@ -2137,7 +2704,6 @@
         </w:rPr>
         <w:t xml:space="preserve"> </w:t>
       </w:r>
-      <w:proofErr w:type="gramStart"/>
       <w:r>
         <w:rPr>
           <w:sz w:val="24"/>
@@ -2156,7 +2722,6 @@
         <w:t>jnlp</w:t>
       </w:r>
       <w:proofErr w:type="spellEnd"/>
-      <w:proofErr w:type="gramEnd"/>
       <w:r>
         <w:rPr>
           <w:sz w:val="24"/>
@@ -2220,7 +2785,7 @@
         </w:rPr>
         <w:t xml:space="preserve">URL de mi licencia: </w:t>
       </w:r>
-      <w:hyperlink r:id="rId13" w:history="1">
+      <w:hyperlink r:id="rId19" w:history="1">
         <w:r>
           <w:rPr>
             <w:rStyle w:val="Hipervnculo"/>
@@ -2248,7 +2813,7 @@
         <w:br/>
         <w:t xml:space="preserve">Respuesta de la URL: </w:t>
       </w:r>
-      <w:hyperlink r:id="rId14" w:history="1">
+      <w:hyperlink r:id="rId20" w:history="1">
         <w:r>
           <w:rPr>
             <w:rStyle w:val="Hipervnculo"/>
@@ -2318,7 +2883,7 @@
                     <pic:cNvPicPr/>
                   </pic:nvPicPr>
                   <pic:blipFill>
-                    <a:blip r:embed="rId15"/>
+                    <a:blip r:embed="rId21"/>
                     <a:stretch>
                       <a:fillRect/>
                     </a:stretch>
@@ -2401,7 +2966,7 @@
           <w:lang w:eastAsia="en-US"/>
         </w:rPr>
       </w:pPr>
-      <w:hyperlink r:id="rId16" w:history="1">
+      <w:hyperlink r:id="rId22" w:history="1">
         <w:r>
           <w:rPr>
             <w:rStyle w:val="Hipervnculo"/>
@@ -2476,7 +3041,7 @@
         </w:rPr>
         <w:t> </w:t>
       </w:r>
-      <w:hyperlink r:id="rId17" w:history="1">
+      <w:hyperlink r:id="rId23" w:history="1">
         <w:r>
           <w:rPr>
             <w:rStyle w:val="Hipervnculo"/>
@@ -2515,6 +3080,42 @@
         <w:t>Exploración inicial de los datos descargados</w:t>
       </w:r>
       <w:bookmarkEnd w:id="9"/>
+    </w:p>
+    <w:p>
+      <w:pPr>
+        <w:ind w:firstLine="0"/>
+        <w:rPr>
+          <w:sz w:val="24"/>
+          <w:szCs w:val="24"/>
+          <w:lang w:eastAsia="en-US"/>
+        </w:rPr>
+      </w:pPr>
+      <w:r>
+        <w:rPr>
+          <w:sz w:val="24"/>
+          <w:szCs w:val="24"/>
+          <w:lang w:eastAsia="en-US"/>
+        </w:rPr>
+        <w:t>Se utiliza el archivo “</w:t>
+      </w:r>
+      <w:r>
+        <w:rPr>
+          <w:b/>
+          <w:bCs/>
+          <w:sz w:val="24"/>
+          <w:szCs w:val="24"/>
+          <w:lang w:eastAsia="en-US"/>
+        </w:rPr>
+        <w:t>generar_metadata.py</w:t>
+      </w:r>
+      <w:r>
+        <w:rPr>
+          <w:sz w:val="24"/>
+          <w:szCs w:val="24"/>
+          <w:lang w:eastAsia="en-US"/>
+        </w:rPr>
+        <w:t xml:space="preserve">” para obtener la información de que contine cada elemento. Codificación, numero de ficheros, sistemas de coordenadas. </w:t>
+      </w:r>
     </w:p>
     <w:p>
       <w:pPr>
@@ -2889,16 +3490,7 @@
                 <w:szCs w:val="24"/>
                 <w:lang w:eastAsia="en-US"/>
               </w:rPr>
-              <w:t xml:space="preserve">Archivos </w:t>
-            </w:r>
-            <w:r>
-              <w:rPr>
-                <w:sz w:val="24"/>
-                <w:szCs w:val="24"/>
-                <w:lang w:eastAsia="en-US"/>
-              </w:rPr>
-              <w:lastRenderedPageBreak/>
-              <w:t>internos</w:t>
+              <w:t>Archivos internos</w:t>
             </w:r>
           </w:p>
         </w:tc>
@@ -2921,7 +3513,6 @@
                 <w:szCs w:val="24"/>
                 <w:lang w:eastAsia="en-US"/>
               </w:rPr>
-              <w:lastRenderedPageBreak/>
               <w:t>A.ES.SDGC.CP.29051.cadastralparcel.gml</w:t>
             </w:r>
           </w:p>
@@ -2940,7 +3531,6 @@
                 <w:szCs w:val="24"/>
                 <w:lang w:eastAsia="en-US"/>
               </w:rPr>
-              <w:lastRenderedPageBreak/>
               <w:t>A.ES.SDGC.CP.29051.cadastralzoning.gml</w:t>
             </w:r>
           </w:p>
@@ -2982,7 +3572,6 @@
                 <w:szCs w:val="24"/>
                 <w:lang w:eastAsia="en-US"/>
               </w:rPr>
-              <w:lastRenderedPageBreak/>
               <w:t>A.ES.SDGC.BU.29051.building.gml </w:t>
             </w:r>
           </w:p>
@@ -3001,7 +3590,6 @@
                 <w:szCs w:val="24"/>
                 <w:lang w:eastAsia="en-US"/>
               </w:rPr>
-              <w:lastRenderedPageBreak/>
               <w:t>A.ES.SDGC.BU.29051.buildingpart.gml</w:t>
             </w:r>
           </w:p>
@@ -3071,7 +3659,6 @@
                 <w:szCs w:val="24"/>
                 <w:lang w:eastAsia="en-US"/>
               </w:rPr>
-              <w:lastRenderedPageBreak/>
               <w:t xml:space="preserve">Conteo de elementos </w:t>
             </w:r>
           </w:p>
@@ -3355,7 +3942,16 @@
           <w:szCs w:val="24"/>
           <w:lang w:eastAsia="en-US"/>
         </w:rPr>
-        <w:t>) para los edificios, así como el número de plantas sobre y bajo rasante (</w:t>
+        <w:t xml:space="preserve">) para los edificios, así como el número de plantas sobre y bajo rasante </w:t>
+      </w:r>
+      <w:r>
+        <w:rPr>
+          <w:sz w:val="24"/>
+          <w:szCs w:val="24"/>
+          <w:lang w:eastAsia="en-US"/>
+        </w:rPr>
+        <w:lastRenderedPageBreak/>
+        <w:t>(</w:t>
       </w:r>
       <w:proofErr w:type="spellStart"/>
       <w:r>
@@ -4079,7 +4675,6 @@
                 <w:szCs w:val="24"/>
                 <w:lang w:eastAsia="en-US"/>
               </w:rPr>
-              <w:lastRenderedPageBreak/>
               <w:t>rt_lineamar_l.shp</w:t>
             </w:r>
             <w:proofErr w:type="spellEnd"/>
@@ -4124,7 +4719,6 @@
                 <w:szCs w:val="24"/>
                 <w:lang w:eastAsia="en-US"/>
               </w:rPr>
-              <w:lastRenderedPageBreak/>
               <w:t>ge_pozo_p_ES060.shp</w:t>
             </w:r>
           </w:p>
@@ -4449,7 +5043,6 @@
                 <w:szCs w:val="24"/>
                 <w:lang w:eastAsia="en-US"/>
               </w:rPr>
-              <w:lastRenderedPageBreak/>
               <w:t>rm_regionmar_s_ES060.shp</w:t>
             </w:r>
           </w:p>
@@ -4766,7 +5359,16 @@
           <w:szCs w:val="24"/>
           <w:lang w:eastAsia="en-US"/>
         </w:rPr>
-        <w:t>) y su numeración oficial (numero), el conjunto de datos proporciona una semántica estandarizada bajo el Sistema de Referencia Espacial ETRS89 (EPSG:4258). Esto asegura una interoperabilidad transfronteriza total y una continuidad topológica óptima para la gestión de las redes de movilidad urbana e interurbana.</w:t>
+        <w:t xml:space="preserve">) y su numeración oficial (numero), el conjunto de datos proporciona una semántica estandarizada bajo el Sistema de Referencia </w:t>
+      </w:r>
+      <w:r>
+        <w:rPr>
+          <w:sz w:val="24"/>
+          <w:szCs w:val="24"/>
+          <w:lang w:eastAsia="en-US"/>
+        </w:rPr>
+        <w:lastRenderedPageBreak/>
+        <w:t>Espacial ETRS89 (EPSG:4258). Esto asegura una interoperabilidad transfronteriza total y una continuidad topológica óptima para la gestión de las redes de movilidad urbana e interurbana.</w:t>
       </w:r>
     </w:p>
     <w:p>
@@ -4784,25 +5386,7 @@
           <w:szCs w:val="24"/>
           <w:lang w:eastAsia="en-US"/>
         </w:rPr>
-        <w:t xml:space="preserve">Mientras </w:t>
-      </w:r>
-      <w:proofErr w:type="gramStart"/>
-      <w:r>
-        <w:rPr>
-          <w:sz w:val="24"/>
-          <w:szCs w:val="24"/>
-          <w:lang w:eastAsia="en-US"/>
-        </w:rPr>
-        <w:t>que</w:t>
-      </w:r>
-      <w:proofErr w:type="gramEnd"/>
-      <w:r>
-        <w:rPr>
-          <w:sz w:val="24"/>
-          <w:szCs w:val="24"/>
-          <w:lang w:eastAsia="en-US"/>
-        </w:rPr>
-        <w:t xml:space="preserve"> para Red de hidrografía, l</w:t>
+        <w:t>Mientras que para Red de hidrografía, l</w:t>
       </w:r>
       <w:r>
         <w:rPr>
@@ -5243,80 +5827,88 @@
                 <w:szCs w:val="24"/>
                 <w:lang w:eastAsia="en-US"/>
               </w:rPr>
+              <w:t>SHP_ETRS89/recintos_municipales_inspire_peninbal_etrs89/recintos_municipales_inspire_peninbal_etrs89.shp</w:t>
+            </w:r>
+          </w:p>
+          <w:p>
+            <w:pPr>
+              <w:ind w:firstLine="0"/>
+              <w:rPr>
+                <w:sz w:val="24"/>
+                <w:szCs w:val="24"/>
+                <w:lang w:eastAsia="en-US"/>
+              </w:rPr>
+            </w:pPr>
+            <w:r>
+              <w:rPr>
+                <w:sz w:val="24"/>
+                <w:szCs w:val="24"/>
+                <w:lang w:eastAsia="en-US"/>
+              </w:rPr>
+              <w:t>SHP_ETRS89/recintos_provinciales_inspire_peninbal_etrs89/recintos_provinciales_inspire_peninbal_etrs89.shp</w:t>
+            </w:r>
+          </w:p>
+          <w:p>
+            <w:pPr>
+              <w:ind w:firstLine="0"/>
+              <w:rPr>
+                <w:sz w:val="24"/>
+                <w:szCs w:val="24"/>
+                <w:lang w:eastAsia="en-US"/>
+              </w:rPr>
+            </w:pPr>
+            <w:r>
+              <w:rPr>
+                <w:sz w:val="24"/>
+                <w:szCs w:val="24"/>
+                <w:lang w:eastAsia="en-US"/>
+              </w:rPr>
+              <w:t>SHP_REGCAN95/ll_autonomicas_inspire_canarias_regcan95/ll_autonomicas_inspire_canarias_regcan95.shp</w:t>
+            </w:r>
+          </w:p>
+          <w:p>
+            <w:pPr>
+              <w:ind w:firstLine="0"/>
+              <w:rPr>
+                <w:sz w:val="24"/>
+                <w:szCs w:val="24"/>
+                <w:lang w:eastAsia="en-US"/>
+              </w:rPr>
+            </w:pPr>
+            <w:r>
+              <w:rPr>
+                <w:sz w:val="24"/>
+                <w:szCs w:val="24"/>
+                <w:lang w:eastAsia="en-US"/>
+              </w:rPr>
+              <w:t>SHP_REGCAN95/ll_municipales_inspire_canarias_regcan95/ll_municipales_inspire_canarias_regcan95.shp</w:t>
+            </w:r>
+          </w:p>
+          <w:p>
+            <w:pPr>
+              <w:ind w:firstLine="0"/>
+              <w:rPr>
+                <w:sz w:val="24"/>
+                <w:szCs w:val="24"/>
+                <w:lang w:eastAsia="en-US"/>
+              </w:rPr>
+            </w:pPr>
+            <w:r>
+              <w:rPr>
+                <w:sz w:val="24"/>
+                <w:szCs w:val="24"/>
+                <w:lang w:eastAsia="en-US"/>
+              </w:rPr>
+              <w:t>SHP_REGCAN95/ll_provinciales_ins</w:t>
+            </w:r>
+            <w:r>
+              <w:rPr>
+                <w:sz w:val="24"/>
+                <w:szCs w:val="24"/>
+                <w:lang w:eastAsia="en-US"/>
+              </w:rPr>
               <w:lastRenderedPageBreak/>
-              <w:t>SHP_ETRS89/recintos_municipales_inspire_peninbal_etrs89/recintos_municipales_inspire_peninbal_etrs89.shp</w:t>
-            </w:r>
-          </w:p>
-          <w:p>
-            <w:pPr>
-              <w:ind w:firstLine="0"/>
-              <w:rPr>
-                <w:sz w:val="24"/>
-                <w:szCs w:val="24"/>
-                <w:lang w:eastAsia="en-US"/>
-              </w:rPr>
-            </w:pPr>
-            <w:r>
-              <w:rPr>
-                <w:sz w:val="24"/>
-                <w:szCs w:val="24"/>
-                <w:lang w:eastAsia="en-US"/>
-              </w:rPr>
-              <w:t>SHP_ETRS89/recintos_provinciales_inspire_peninbal_etrs89/recintos_provinciales_inspire_peninbal_etrs89.shp</w:t>
-            </w:r>
-          </w:p>
-          <w:p>
-            <w:pPr>
-              <w:ind w:firstLine="0"/>
-              <w:rPr>
-                <w:sz w:val="24"/>
-                <w:szCs w:val="24"/>
-                <w:lang w:eastAsia="en-US"/>
-              </w:rPr>
-            </w:pPr>
-            <w:r>
-              <w:rPr>
-                <w:sz w:val="24"/>
-                <w:szCs w:val="24"/>
-                <w:lang w:eastAsia="en-US"/>
-              </w:rPr>
-              <w:t>SHP_REGCAN95/ll_autonomicas_inspire_canarias_regcan95/ll_autonomicas_inspire_canarias_regcan95.shp</w:t>
-            </w:r>
-          </w:p>
-          <w:p>
-            <w:pPr>
-              <w:ind w:firstLine="0"/>
-              <w:rPr>
-                <w:sz w:val="24"/>
-                <w:szCs w:val="24"/>
-                <w:lang w:eastAsia="en-US"/>
-              </w:rPr>
-            </w:pPr>
-            <w:r>
-              <w:rPr>
-                <w:sz w:val="24"/>
-                <w:szCs w:val="24"/>
-                <w:lang w:eastAsia="en-US"/>
-              </w:rPr>
-              <w:t>SHP_REGCAN95/ll_municipales_inspire_canarias_regcan95/ll_municipales_inspire_canarias_regcan95.shp</w:t>
-            </w:r>
-          </w:p>
-          <w:p>
-            <w:pPr>
-              <w:ind w:firstLine="0"/>
-              <w:rPr>
-                <w:sz w:val="24"/>
-                <w:szCs w:val="24"/>
-                <w:lang w:eastAsia="en-US"/>
-              </w:rPr>
-            </w:pPr>
-            <w:r>
-              <w:rPr>
-                <w:sz w:val="24"/>
-                <w:szCs w:val="24"/>
-                <w:lang w:eastAsia="en-US"/>
-              </w:rPr>
-              <w:t>SHP_REGCAN95/ll_provinciales_inspire_canarias_regcan95/ll_provinciales_inspire_canarias_regcan95.shp</w:t>
+              <w:t>pire_canarias_regcan95/ll_provinciales_inspire_canarias_regcan95.shp</w:t>
             </w:r>
           </w:p>
           <w:p>
@@ -5630,16 +6222,7 @@
           <w:szCs w:val="24"/>
           <w:lang w:eastAsia="en-US"/>
         </w:rPr>
-        <w:t xml:space="preserve">a integración de la capa de recintos municipales a nivel nacional asegura la conformidad con las especificaciones técnicas de la Directiva INSPIRE para el tema de Unidades Administrativas (AU). Al incorporar los campos normativos obligatorios, tales como el código nacional de la unidad administrativa (NATCODE) —utilizado para aislar geográficamente la entidad correspondiente a Estepona—, el nombre oficial del término municipal (NAMEUNIT) y el identificador unívoco para el catálogo europeo (INSPIREID), el conjunto de datos proporciona una semántica estandarizada bajo el Sistema de Referencia Espacial ETRS89 (EPSG:4258). Esto garantiza la interoperabilidad </w:t>
-      </w:r>
-      <w:r>
-        <w:rPr>
-          <w:sz w:val="24"/>
-          <w:szCs w:val="24"/>
-          <w:lang w:eastAsia="en-US"/>
-        </w:rPr>
-        <w:lastRenderedPageBreak/>
-        <w:t>transfronteriza total, facilitando la cohesión y el análisis de los límites jurisdiccionales oficiales en la infraestructura de datos espaciales común.</w:t>
+        <w:t>a integración de la capa de recintos municipales a nivel nacional asegura la conformidad con las especificaciones técnicas de la Directiva INSPIRE para el tema de Unidades Administrativas (AU). Al incorporar los campos normativos obligatorios, tales como el código nacional de la unidad administrativa (NATCODE) —utilizado para aislar geográficamente la entidad correspondiente a Estepona—, el nombre oficial del término municipal (NAMEUNIT) y el identificador unívoco para el catálogo europeo (INSPIREID), el conjunto de datos proporciona una semántica estandarizada bajo el Sistema de Referencia Espacial ETRS89 (EPSG:4258). Esto garantiza la interoperabilidad transfronteriza total, facilitando la cohesión y el análisis de los límites jurisdiccionales oficiales en la infraestructura de datos espaciales común.</w:t>
       </w:r>
     </w:p>
     <w:p>
@@ -5658,25 +6241,7 @@
           <w:szCs w:val="24"/>
           <w:lang w:eastAsia="en-US"/>
         </w:rPr>
-        <w:t xml:space="preserve">Mientras </w:t>
-      </w:r>
-      <w:proofErr w:type="gramStart"/>
-      <w:r>
-        <w:rPr>
-          <w:sz w:val="24"/>
-          <w:szCs w:val="24"/>
-          <w:lang w:eastAsia="en-US"/>
-        </w:rPr>
-        <w:t>que</w:t>
-      </w:r>
-      <w:proofErr w:type="gramEnd"/>
-      <w:r>
-        <w:rPr>
-          <w:sz w:val="24"/>
-          <w:szCs w:val="24"/>
-          <w:lang w:eastAsia="en-US"/>
-        </w:rPr>
-        <w:t xml:space="preserve"> para el SIOSE, la</w:t>
+        <w:t>Mientras que para el SIOSE, la</w:t>
       </w:r>
       <w:r>
         <w:rPr>
@@ -5764,7 +6329,22 @@
           <w:sz w:val="24"/>
           <w:szCs w:val="24"/>
         </w:rPr>
-        <w:t>Para aprovechar la librería GDAL, se va a hacer uso del Python que viene con la importación de QGIS. Y haciendo uso de OSGeo4W Shell ejecutaremos los scripts. De tal manera que se genera el fichero que automatiza la importación de la información de los comprimidos</w:t>
+        <w:lastRenderedPageBreak/>
+        <w:t xml:space="preserve">Para aprovechar la librería GDAL, se va a hacer uso del Python que viene con la </w:t>
+      </w:r>
+      <w:r>
+        <w:rPr>
+          <w:sz w:val="24"/>
+          <w:szCs w:val="24"/>
+        </w:rPr>
+        <w:t>descarga</w:t>
+      </w:r>
+      <w:r>
+        <w:rPr>
+          <w:sz w:val="24"/>
+          <w:szCs w:val="24"/>
+        </w:rPr>
+        <w:t xml:space="preserve"> de QGIS. Y haciendo uso de OSGeo4W Shell ejecutaremos los scripts. De tal manera que se genera el fichero que automatiza la importación de la información de los comprimidos</w:t>
       </w:r>
       <w:r>
         <w:rPr>
@@ -5851,8 +6431,18 @@
           <w:szCs w:val="24"/>
         </w:rPr>
       </w:pPr>
-      <w:r>
-        <w:rPr>
+    </w:p>
+    <w:p>
+      <w:pPr>
+        <w:ind w:firstLine="0"/>
+        <w:rPr>
+          <w:sz w:val="24"/>
+          <w:szCs w:val="24"/>
+        </w:rPr>
+      </w:pPr>
+      <w:r>
+        <w:rPr>
+          <w:noProof/>
           <w:sz w:val="24"/>
           <w:szCs w:val="24"/>
         </w:rPr>
@@ -5872,7 +6462,7 @@
                     <pic:cNvPicPr/>
                   </pic:nvPicPr>
                   <pic:blipFill rotWithShape="1">
-                    <a:blip r:embed="rId18"/>
+                    <a:blip r:embed="rId24"/>
                     <a:srcRect t="53675"/>
                     <a:stretch>
                       <a:fillRect/>
@@ -5910,6 +6500,7 @@
       </w:r>
       <w:r>
         <w:rPr>
+          <w:noProof/>
           <w:sz w:val="24"/>
           <w:szCs w:val="24"/>
         </w:rPr>
@@ -5929,7 +6520,7 @@
                     <pic:cNvPicPr/>
                   </pic:nvPicPr>
                   <pic:blipFill>
-                    <a:blip r:embed="rId19"/>
+                    <a:blip r:embed="rId25"/>
                     <a:stretch>
                       <a:fillRect/>
                     </a:stretch>
@@ -5953,6 +6544,7 @@
     <w:p>
       <w:pPr>
         <w:ind w:firstLine="0"/>
+        <w:jc w:val="center"/>
         <w:rPr>
           <w:sz w:val="24"/>
           <w:szCs w:val="24"/>
@@ -6008,10 +6600,10 @@
       </w:pPr>
       <w:r>
         <w:rPr>
-          <w:sz w:val="24"/>
-          <w:szCs w:val="24"/>
-        </w:rPr>
-        <w:lastRenderedPageBreak/>
+          <w:noProof/>
+          <w:sz w:val="24"/>
+          <w:szCs w:val="24"/>
+        </w:rPr>
         <w:drawing>
           <wp:inline distT="0" distB="0" distL="0" distR="0" wp14:anchorId="4D3E1AD1" wp14:editId="3F3BCB6A">
             <wp:extent cx="5612130" cy="2194560"/>
@@ -6028,7 +6620,7 @@
                     <pic:cNvPicPr/>
                   </pic:nvPicPr>
                   <pic:blipFill>
-                    <a:blip r:embed="rId20"/>
+                    <a:blip r:embed="rId26"/>
                     <a:stretch>
                       <a:fillRect/>
                     </a:stretch>
@@ -6059,6 +6651,7 @@
       </w:pPr>
       <w:r>
         <w:rPr>
+          <w:noProof/>
           <w:sz w:val="24"/>
           <w:szCs w:val="24"/>
         </w:rPr>
@@ -6078,7 +6671,7 @@
                     <pic:cNvPicPr/>
                   </pic:nvPicPr>
                   <pic:blipFill>
-                    <a:blip r:embed="rId21"/>
+                    <a:blip r:embed="rId27"/>
                     <a:stretch>
                       <a:fillRect/>
                     </a:stretch>
@@ -6110,10 +6703,29 @@
     </w:p>
     <w:p>
       <w:pPr>
+        <w:ind w:firstLine="0"/>
+        <w:rPr>
+          <w:sz w:val="24"/>
+          <w:szCs w:val="24"/>
+        </w:rPr>
+      </w:pPr>
+    </w:p>
+    <w:p>
+      <w:pPr>
+        <w:ind w:firstLine="0"/>
+        <w:rPr>
+          <w:sz w:val="24"/>
+          <w:szCs w:val="24"/>
+        </w:rPr>
+      </w:pPr>
+    </w:p>
+    <w:p>
+      <w:pPr>
         <w:pStyle w:val="Ttulo1"/>
       </w:pPr>
       <w:bookmarkStart w:id="11" w:name="_Toc231125322"/>
       <w:r>
+        <w:lastRenderedPageBreak/>
         <w:t>Transformaciones y validaciones para el esquema 2 (jcm2)</w:t>
       </w:r>
       <w:bookmarkEnd w:id="11"/>
@@ -6208,6 +6820,7 @@
       </w:pPr>
       <w:r>
         <w:rPr>
+          <w:noProof/>
           <w:sz w:val="24"/>
           <w:szCs w:val="24"/>
         </w:rPr>
@@ -6227,7 +6840,7 @@
                     <pic:cNvPicPr/>
                   </pic:nvPicPr>
                   <pic:blipFill>
-                    <a:blip r:embed="rId22"/>
+                    <a:blip r:embed="rId28"/>
                     <a:stretch>
                       <a:fillRect/>
                     </a:stretch>
@@ -6250,18 +6863,10 @@
     </w:p>
     <w:p>
       <w:pPr>
-        <w:ind w:firstLine="0"/>
-        <w:rPr>
-          <w:sz w:val="24"/>
-          <w:szCs w:val="24"/>
-        </w:rPr>
-      </w:pPr>
-      <w:r>
-        <w:rPr>
-          <w:sz w:val="24"/>
-          <w:szCs w:val="24"/>
-        </w:rPr>
-        <w:t xml:space="preserve">Se crea primero el termino municipal con un buffer de 500 metros para luego filtrar el espacio de trabajo basado en este criterio. </w:t>
+        <w:pStyle w:val="Ttulo2"/>
+      </w:pPr>
+      <w:r>
+        <w:t xml:space="preserve"> Termino municipal</w:t>
       </w:r>
     </w:p>
     <w:p>
@@ -6277,11 +6882,27 @@
           <w:sz w:val="24"/>
           <w:szCs w:val="24"/>
         </w:rPr>
+        <w:t xml:space="preserve">Se crea primero el termino municipal con un buffer de 500 metros para luego filtrar el espacio de trabajo basado en este criterio. </w:t>
+      </w:r>
+    </w:p>
+    <w:p>
+      <w:pPr>
+        <w:ind w:firstLine="0"/>
+        <w:rPr>
+          <w:sz w:val="24"/>
+          <w:szCs w:val="24"/>
+        </w:rPr>
+      </w:pPr>
+      <w:r>
+        <w:rPr>
+          <w:sz w:val="24"/>
+          <w:szCs w:val="24"/>
+        </w:rPr>
         <w:drawing>
-          <wp:inline distT="0" distB="0" distL="0" distR="0" wp14:anchorId="7F749747" wp14:editId="4CADFFD1">
-            <wp:extent cx="5612130" cy="1263015"/>
-            <wp:effectExtent l="0" t="0" r="7620" b="0"/>
-            <wp:docPr id="1568525768" name="Imagen 1"/>
+          <wp:inline distT="0" distB="0" distL="0" distR="0" wp14:anchorId="30BF59A1" wp14:editId="40420B25">
+            <wp:extent cx="5612130" cy="1419860"/>
+            <wp:effectExtent l="0" t="0" r="7620" b="8890"/>
+            <wp:docPr id="2048170318" name="Imagen 1"/>
             <wp:cNvGraphicFramePr>
               <a:graphicFrameLocks xmlns:a="http://schemas.openxmlformats.org/drawingml/2006/main" noChangeAspect="1"/>
             </wp:cNvGraphicFramePr>
@@ -6289,11 +6910,11 @@
               <a:graphicData uri="http://schemas.openxmlformats.org/drawingml/2006/picture">
                 <pic:pic xmlns:pic="http://schemas.openxmlformats.org/drawingml/2006/picture">
                   <pic:nvPicPr>
-                    <pic:cNvPr id="1568525768" name=""/>
+                    <pic:cNvPr id="2048170318" name=""/>
                     <pic:cNvPicPr/>
                   </pic:nvPicPr>
                   <pic:blipFill>
-                    <a:blip r:embed="rId23"/>
+                    <a:blip r:embed="rId29"/>
                     <a:stretch>
                       <a:fillRect/>
                     </a:stretch>
@@ -6301,7 +6922,7 @@
                   <pic:spPr>
                     <a:xfrm>
                       <a:off x="0" y="0"/>
-                      <a:ext cx="5612130" cy="1263015"/>
+                      <a:ext cx="5612130" cy="1419860"/>
                     </a:xfrm>
                     <a:prstGeom prst="rect">
                       <a:avLst/>
@@ -6327,7 +6948,196 @@
           <w:sz w:val="24"/>
           <w:szCs w:val="24"/>
         </w:rPr>
-        <w:lastRenderedPageBreak/>
+        <w:t xml:space="preserve">Criterios: Se optó por </w:t>
+      </w:r>
+      <w:proofErr w:type="spellStart"/>
+      <w:r>
+        <w:rPr>
+          <w:sz w:val="24"/>
+          <w:szCs w:val="24"/>
+        </w:rPr>
+        <w:t>por</w:t>
+      </w:r>
+      <w:proofErr w:type="spellEnd"/>
+      <w:r>
+        <w:rPr>
+          <w:sz w:val="24"/>
+          <w:szCs w:val="24"/>
+        </w:rPr>
+        <w:t xml:space="preserve"> utilizar </w:t>
+      </w:r>
+      <w:proofErr w:type="spellStart"/>
+      <w:r>
+        <w:rPr>
+          <w:sz w:val="24"/>
+          <w:szCs w:val="24"/>
+        </w:rPr>
+        <w:t>ST_MakeValid</w:t>
+      </w:r>
+      <w:proofErr w:type="spellEnd"/>
+      <w:r>
+        <w:rPr>
+          <w:sz w:val="24"/>
+          <w:szCs w:val="24"/>
+        </w:rPr>
+        <w:t xml:space="preserve"> ya que esta operación primero realiza </w:t>
+      </w:r>
+      <w:proofErr w:type="spellStart"/>
+      <w:r>
+        <w:rPr>
+          <w:sz w:val="24"/>
+          <w:szCs w:val="24"/>
+        </w:rPr>
+        <w:t>ST_ISValid</w:t>
+      </w:r>
+      <w:proofErr w:type="spellEnd"/>
+      <w:r>
+        <w:rPr>
+          <w:sz w:val="24"/>
+          <w:szCs w:val="24"/>
+        </w:rPr>
+        <w:t xml:space="preserve">. Por lo que hacer la operación, </w:t>
+      </w:r>
+      <w:proofErr w:type="spellStart"/>
+      <w:r>
+        <w:rPr>
+          <w:sz w:val="24"/>
+          <w:szCs w:val="24"/>
+        </w:rPr>
+        <w:t>IsValid</w:t>
+      </w:r>
+      <w:proofErr w:type="spellEnd"/>
+      <w:r>
+        <w:rPr>
+          <w:sz w:val="24"/>
+          <w:szCs w:val="24"/>
+        </w:rPr>
+        <w:t xml:space="preserve"> y luego </w:t>
+      </w:r>
+      <w:proofErr w:type="spellStart"/>
+      <w:r>
+        <w:rPr>
+          <w:sz w:val="24"/>
+          <w:szCs w:val="24"/>
+        </w:rPr>
+        <w:t>MakeValid</w:t>
+      </w:r>
+      <w:proofErr w:type="spellEnd"/>
+      <w:r>
+        <w:rPr>
+          <w:sz w:val="24"/>
+          <w:szCs w:val="24"/>
+        </w:rPr>
+        <w:t xml:space="preserve"> haría que </w:t>
+      </w:r>
+      <w:proofErr w:type="spellStart"/>
+      <w:r>
+        <w:rPr>
+          <w:sz w:val="24"/>
+          <w:szCs w:val="24"/>
+        </w:rPr>
+        <w:t>IsValid</w:t>
+      </w:r>
+      <w:proofErr w:type="spellEnd"/>
+      <w:r>
+        <w:rPr>
+          <w:sz w:val="24"/>
+          <w:szCs w:val="24"/>
+        </w:rPr>
+        <w:t xml:space="preserve"> pase dos veces. Y </w:t>
+      </w:r>
+      <w:proofErr w:type="spellStart"/>
+      <w:r>
+        <w:rPr>
+          <w:sz w:val="24"/>
+          <w:szCs w:val="24"/>
+        </w:rPr>
+        <w:t>ST_Multi</w:t>
+      </w:r>
+      <w:proofErr w:type="spellEnd"/>
+      <w:r>
+        <w:rPr>
+          <w:sz w:val="24"/>
+          <w:szCs w:val="24"/>
+        </w:rPr>
+        <w:t xml:space="preserve"> para que coincida con la columna de destino. El filtrado sigue la regla que se uso para la descarga de datos donde el código completo es </w:t>
+      </w:r>
+      <w:r>
+        <w:rPr>
+          <w:sz w:val="24"/>
+          <w:szCs w:val="24"/>
+        </w:rPr>
+        <w:t>34172929051</w:t>
+      </w:r>
+      <w:r>
+        <w:rPr>
+          <w:sz w:val="24"/>
+          <w:szCs w:val="24"/>
+        </w:rPr>
+        <w:t xml:space="preserve">. </w:t>
+      </w:r>
+    </w:p>
+    <w:p>
+      <w:pPr>
+        <w:ind w:firstLine="0"/>
+        <w:rPr>
+          <w:sz w:val="24"/>
+          <w:szCs w:val="24"/>
+        </w:rPr>
+      </w:pPr>
+      <w:r>
+        <w:rPr>
+          <w:sz w:val="24"/>
+          <w:szCs w:val="24"/>
+        </w:rPr>
+        <w:t xml:space="preserve">Junto con su índice espacial para optimizar las consultas futuras sobre las capas siguientes. </w:t>
+      </w:r>
+    </w:p>
+    <w:p>
+      <w:pPr>
+        <w:pStyle w:val="Ttulo2"/>
+      </w:pPr>
+      <w:r>
+        <w:t xml:space="preserve"> Tabla </w:t>
+      </w:r>
+      <w:proofErr w:type="spellStart"/>
+      <w:r>
+        <w:t>Buildings</w:t>
+      </w:r>
+      <w:proofErr w:type="spellEnd"/>
+    </w:p>
+    <w:p>
+      <w:pPr>
+        <w:ind w:firstLine="0"/>
+        <w:rPr>
+          <w:sz w:val="24"/>
+          <w:szCs w:val="24"/>
+          <w:lang w:eastAsia="en-US"/>
+        </w:rPr>
+      </w:pPr>
+      <w:r>
+        <w:rPr>
+          <w:sz w:val="24"/>
+          <w:szCs w:val="24"/>
+          <w:lang w:eastAsia="en-US"/>
+        </w:rPr>
+        <w:t xml:space="preserve">En una versión inicial se realizaba esta operación </w:t>
+      </w:r>
+    </w:p>
+    <w:p>
+      <w:pPr>
+        <w:ind w:firstLine="0"/>
+        <w:rPr>
+          <w:sz w:val="24"/>
+          <w:szCs w:val="24"/>
+        </w:rPr>
+      </w:pPr>
+      <w:r>
+        <w:rPr>
+          <w:noProof/>
+          <w:sz w:val="24"/>
+          <w:szCs w:val="24"/>
+        </w:rPr>
         <w:drawing>
           <wp:inline distT="0" distB="0" distL="0" distR="0" wp14:anchorId="0BFEBD4A" wp14:editId="6C46B528">
             <wp:extent cx="5612130" cy="920750"/>
@@ -6344,7 +7154,7 @@
                     <pic:cNvPicPr/>
                   </pic:nvPicPr>
                   <pic:blipFill>
-                    <a:blip r:embed="rId24"/>
+                    <a:blip r:embed="rId30"/>
                     <a:stretch>
                       <a:fillRect/>
                     </a:stretch>
@@ -6410,7 +7220,15 @@
           <w:sz w:val="24"/>
           <w:szCs w:val="24"/>
         </w:rPr>
-        <w:t xml:space="preserve"> menores a 0.5m</w:t>
+        <w:t xml:space="preserve"> </w:t>
+      </w:r>
+      <w:r>
+        <w:rPr>
+          <w:sz w:val="24"/>
+          <w:szCs w:val="24"/>
+        </w:rPr>
+        <w:lastRenderedPageBreak/>
+        <w:t>menores a 0.5m</w:t>
       </w:r>
       <w:r>
         <w:rPr>
@@ -6526,6 +7344,7 @@
       </w:pPr>
       <w:r>
         <w:rPr>
+          <w:noProof/>
           <w:sz w:val="24"/>
           <w:szCs w:val="24"/>
         </w:rPr>
@@ -6545,7 +7364,7 @@
                     <pic:cNvPicPr/>
                   </pic:nvPicPr>
                   <pic:blipFill>
-                    <a:blip r:embed="rId25"/>
+                    <a:blip r:embed="rId31"/>
                     <a:stretch>
                       <a:fillRect/>
                     </a:stretch>
@@ -6612,7 +7431,23 @@
           <w:szCs w:val="24"/>
         </w:rPr>
         <w:br/>
-        <w:t xml:space="preserve">aunque se identifico 2470 </w:t>
+        <w:t xml:space="preserve">aunque se </w:t>
+      </w:r>
+      <w:proofErr w:type="spellStart"/>
+      <w:r>
+        <w:rPr>
+          <w:sz w:val="24"/>
+          <w:szCs w:val="24"/>
+        </w:rPr>
+        <w:t>identifico</w:t>
+      </w:r>
+      <w:proofErr w:type="spellEnd"/>
+      <w:r>
+        <w:rPr>
+          <w:sz w:val="24"/>
+          <w:szCs w:val="24"/>
+        </w:rPr>
+        <w:t xml:space="preserve"> 2470 </w:t>
       </w:r>
       <w:proofErr w:type="spellStart"/>
       <w:r>
@@ -6740,7 +7575,7 @@
       <w:proofErr w:type="spellEnd"/>
     </w:p>
     <w:sectPr>
-      <w:headerReference w:type="default" r:id="rId26"/>
+      <w:headerReference w:type="default" r:id="rId32"/>
       <w:pgSz w:w="12240" w:h="15840"/>
       <w:pgMar w:top="1417" w:right="1701" w:bottom="1417" w:left="1701" w:header="708" w:footer="708" w:gutter="0"/>
       <w:cols w:space="708"/>
